--- a/3_Figuras/EXP8 - Documentação 26 05 21.docx
+++ b/3_Figuras/EXP8 - Documentação 26 05 21.docx
@@ -217,6 +217,46 @@
     </w:p>
     <w:p/>
     <w:p>
+      <w:r>
+        <w:drawing>
+          <wp:inline distT="0" distB="0" distL="0" distR="0" wp14:anchorId="62C4E858" wp14:editId="3712721A">
+            <wp:extent cx="2225233" cy="1767993"/>
+            <wp:effectExtent l="0" t="0" r="3810" b="3810"/>
+            <wp:docPr id="986009078" name="Imagem 1"/>
+            <wp:cNvGraphicFramePr>
+              <a:graphicFrameLocks xmlns:a="http://schemas.openxmlformats.org/drawingml/2006/main" noChangeAspect="1"/>
+            </wp:cNvGraphicFramePr>
+            <a:graphic xmlns:a="http://schemas.openxmlformats.org/drawingml/2006/main">
+              <a:graphicData uri="http://schemas.openxmlformats.org/drawingml/2006/picture">
+                <pic:pic xmlns:pic="http://schemas.openxmlformats.org/drawingml/2006/picture">
+                  <pic:nvPicPr>
+                    <pic:cNvPr id="986009078" name=""/>
+                    <pic:cNvPicPr/>
+                  </pic:nvPicPr>
+                  <pic:blipFill>
+                    <a:blip r:embed="rId7"/>
+                    <a:stretch>
+                      <a:fillRect/>
+                    </a:stretch>
+                  </pic:blipFill>
+                  <pic:spPr>
+                    <a:xfrm>
+                      <a:off x="0" y="0"/>
+                      <a:ext cx="2225233" cy="1767993"/>
+                    </a:xfrm>
+                    <a:prstGeom prst="rect">
+                      <a:avLst/>
+                    </a:prstGeom>
+                  </pic:spPr>
+                </pic:pic>
+              </a:graphicData>
+            </a:graphic>
+          </wp:inline>
+        </w:drawing>
+      </w:r>
+    </w:p>
+    <w:p/>
+    <w:p>
       <w:pPr>
         <w:rPr>
           <w:b/>
@@ -265,7 +305,6 @@
           <w:bCs/>
         </w:rPr>
       </w:pPr>
-      <w:proofErr w:type="spellStart"/>
       <w:r>
         <w:rPr>
           <w:b/>
@@ -273,10 +312,53 @@
         </w:rPr>
         <w:t>Pythons</w:t>
       </w:r>
-      <w:proofErr w:type="spellEnd"/>
+    </w:p>
+    <w:p>
+      <w:r>
+        <w:lastRenderedPageBreak/>
+        <w:drawing>
+          <wp:inline distT="0" distB="0" distL="0" distR="0" wp14:anchorId="531BA8D1" wp14:editId="6728320A">
+            <wp:extent cx="2453853" cy="1310754"/>
+            <wp:effectExtent l="0" t="0" r="3810" b="3810"/>
+            <wp:docPr id="1602546246" name="Imagem 1"/>
+            <wp:cNvGraphicFramePr>
+              <a:graphicFrameLocks xmlns:a="http://schemas.openxmlformats.org/drawingml/2006/main" noChangeAspect="1"/>
+            </wp:cNvGraphicFramePr>
+            <a:graphic xmlns:a="http://schemas.openxmlformats.org/drawingml/2006/main">
+              <a:graphicData uri="http://schemas.openxmlformats.org/drawingml/2006/picture">
+                <pic:pic xmlns:pic="http://schemas.openxmlformats.org/drawingml/2006/picture">
+                  <pic:nvPicPr>
+                    <pic:cNvPr id="1602546246" name=""/>
+                    <pic:cNvPicPr/>
+                  </pic:nvPicPr>
+                  <pic:blipFill>
+                    <a:blip r:embed="rId8"/>
+                    <a:stretch>
+                      <a:fillRect/>
+                    </a:stretch>
+                  </pic:blipFill>
+                  <pic:spPr>
+                    <a:xfrm>
+                      <a:off x="0" y="0"/>
+                      <a:ext cx="2453853" cy="1310754"/>
+                    </a:xfrm>
+                    <a:prstGeom prst="rect">
+                      <a:avLst/>
+                    </a:prstGeom>
+                  </pic:spPr>
+                </pic:pic>
+              </a:graphicData>
+            </a:graphic>
+          </wp:inline>
+        </w:drawing>
+      </w:r>
     </w:p>
     <w:p/>
-    <w:p/>
+    <w:p>
+      <w:r>
+        <w:t>Figura 4 – Arquivos do Python</w:t>
+      </w:r>
+    </w:p>
     <w:sectPr>
       <w:pgSz w:w="11906" w:h="16838"/>
       <w:pgMar w:top="1417" w:right="1701" w:bottom="1417" w:left="1701" w:header="708" w:footer="708" w:gutter="0"/>

--- a/3_Figuras/EXP8 - Documentação 26 05 21.docx
+++ b/3_Figuras/EXP8 - Documentação 26 05 21.docx
@@ -100,6 +100,11 @@
       </w:r>
     </w:p>
     <w:p/>
+    <w:p>
+      <w:r>
+        <w:t>Figura 1 - Topologia Estrela</w:t>
+      </w:r>
+    </w:p>
     <w:p/>
     <w:p>
       <w:r>
@@ -200,7 +205,11 @@
         </w:rPr>
       </w:pPr>
     </w:p>
-    <w:p/>
+    <w:p>
+      <w:r>
+        <w:t>Figura 2 - Framework</w:t>
+      </w:r>
+    </w:p>
     <w:p>
       <w:r>
         <w:rPr>
@@ -257,6 +266,19 @@
     </w:p>
     <w:p/>
     <w:p>
+      <w:r>
+        <w:t>Figura 3 – Estrutura de diretórios</w:t>
+      </w:r>
+    </w:p>
+    <w:p>
+      <w:pPr>
+        <w:rPr>
+          <w:b/>
+          <w:bCs/>
+        </w:rPr>
+      </w:pPr>
+    </w:p>
+    <w:p>
       <w:pPr>
         <w:rPr>
           <w:b/>
@@ -305,6 +327,7 @@
           <w:bCs/>
         </w:rPr>
       </w:pPr>
+      <w:proofErr w:type="spellStart"/>
       <w:r>
         <w:rPr>
           <w:b/>
@@ -312,6 +335,7 @@
         </w:rPr>
         <w:t>Pythons</w:t>
       </w:r>
+      <w:proofErr w:type="spellEnd"/>
     </w:p>
     <w:p>
       <w:r>

--- a/3_Figuras/EXP8 - Documentação 26 05 21.docx
+++ b/3_Figuras/EXP8 - Documentação 26 05 21.docx
@@ -327,15 +327,13 @@
           <w:bCs/>
         </w:rPr>
       </w:pPr>
-      <w:proofErr w:type="spellStart"/>
       <w:r>
         <w:rPr>
           <w:b/>
           <w:bCs/>
         </w:rPr>
-        <w:t>Pythons</w:t>
-      </w:r>
-      <w:proofErr w:type="spellEnd"/>
+        <w:t>Python</w:t>
+      </w:r>
     </w:p>
     <w:p>
       <w:r>

--- a/3_Figuras/EXP8 - Documentação 26 05 21.docx
+++ b/3_Figuras/EXP8 - Documentação 26 05 21.docx
@@ -4,64 +4,60 @@
   <w:body>
     <w:p>
       <w:pPr>
+        <w:pStyle w:val="Ttulo1"/>
+      </w:pPr>
+      <w:r>
+        <w:t>DOCUMENTAÇÃO EXP8</w:t>
+      </w:r>
+    </w:p>
+    <w:p>
+      <w:pPr>
         <w:rPr>
           <w:b/>
           <w:bCs/>
         </w:rPr>
       </w:pPr>
+    </w:p>
+    <w:p>
       <w:r>
         <w:rPr>
           <w:b/>
           <w:bCs/>
         </w:rPr>
-        <w:t>DOCUMENTAÇÃO EXP8</w:t>
-      </w:r>
-    </w:p>
-    <w:p>
-      <w:pPr>
+        <w:t>Introdução</w:t>
+      </w:r>
+    </w:p>
+    <w:p>
+      <w:r>
+        <w:t>O EXP8 é o exemplo mais simples de MAC centralizada e os códigos estão todos uniformizados.</w:t>
+      </w:r>
+    </w:p>
+    <w:p/>
+    <w:p>
+      <w:r>
         <w:rPr>
           <w:b/>
           <w:bCs/>
         </w:rPr>
-      </w:pPr>
-    </w:p>
-    <w:p>
-      <w:r>
-        <w:rPr>
-          <w:b/>
-          <w:bCs/>
-        </w:rPr>
-        <w:t>Introdução</w:t>
-      </w:r>
-    </w:p>
-    <w:p>
-      <w:r>
-        <w:t>O EXP8 é o exemplo mais simples de MAC centralizada e os códigos estão todos uniformizados.</w:t>
+        <w:t>Revisão de Conceitos</w:t>
+      </w:r>
+    </w:p>
+    <w:p>
+      <w:r>
+        <w:t>A MAC centralizada cria uma política de acesso ao meio em que o Nível 3 - Borda envia um pacote de DL para o nó sensor, que responde com um pacote de UL</w:t>
       </w:r>
     </w:p>
     <w:p/>
     <w:p>
       <w:r>
-        <w:rPr>
-          <w:b/>
-          <w:bCs/>
-        </w:rPr>
-        <w:t>Revisão de Conceitos</w:t>
-      </w:r>
-    </w:p>
-    <w:p>
-      <w:r>
-        <w:t>A MAC centralizada cria uma política de acesso ao meio em que o Nível 3 - Borda envia um pacote de DL para o nó sensor, que responde com um pacote de UL</w:t>
-      </w:r>
-    </w:p>
-    <w:p/>
-    <w:p>
-      <w:r>
         <w:t>A próxima figura mostra uma topologia estrela.</w:t>
       </w:r>
     </w:p>
     <w:p>
       <w:r>
+        <w:rPr>
+          <w:noProof/>
+        </w:rPr>
         <w:drawing>
           <wp:inline distT="0" distB="0" distL="0" distR="0" wp14:anchorId="3115577D" wp14:editId="1ACA1295">
             <wp:extent cx="1044030" cy="1181202"/>
@@ -158,6 +154,7 @@
         <w:rPr>
           <w:b/>
           <w:bCs/>
+          <w:noProof/>
         </w:rPr>
         <w:lastRenderedPageBreak/>
         <w:drawing>
@@ -227,6 +224,9 @@
     <w:p/>
     <w:p>
       <w:r>
+        <w:rPr>
+          <w:noProof/>
+        </w:rPr>
         <w:drawing>
           <wp:inline distT="0" distB="0" distL="0" distR="0" wp14:anchorId="62C4E858" wp14:editId="3712721A">
             <wp:extent cx="2225233" cy="1767993"/>
@@ -337,6 +337,9 @@
     </w:p>
     <w:p>
       <w:r>
+        <w:rPr>
+          <w:noProof/>
+        </w:rPr>
         <w:lastRenderedPageBreak/>
         <w:drawing>
           <wp:inline distT="0" distB="0" distL="0" distR="0" wp14:anchorId="531BA8D1" wp14:editId="6728320A">
@@ -1215,6 +1218,7 @@
   <w:style w:type="character" w:default="1" w:styleId="Fontepargpadro">
     <w:name w:val="Default Paragraph Font"/>
     <w:uiPriority w:val="1"/>
+    <w:semiHidden/>
     <w:unhideWhenUsed/>
   </w:style>
   <w:style w:type="table" w:default="1" w:styleId="Tabelanormal">
